--- a/docs/product/cpie-v2/produto/MATRIZ-RASTREABILIDADE-REQ-PERGUNTA-GAP-RISCO-ACAO.docx
+++ b/docs/product/cpie-v2/produto/MATRIZ-RASTREABILIDADE-REQ-PERGUNTA-GAP-RISCO-ACAO.docx
@@ -1486,6 +1486,147 @@
         <w:rPr>
           <w:rStyle w:val="NormalTok"/>
         </w:rPr>
+        <w:t xml:space="preserve">  </w:t>
+      </w:r>
+      <w:r>
+        <w:rPr>
+          <w:rStyle w:val="CommentTok"/>
+        </w:rPr>
+        <w:t xml:space="preserve">// Ajuste obrigatório do Orquestrador (gate B1 — 2026-03-24)</w:t>
+      </w:r>
+      <w:r>
+        <w:br/>
+      </w:r>
+      <w:r>
+        <w:rPr>
+          <w:rStyle w:val="NormalTok"/>
+        </w:rPr>
+        <w:t xml:space="preserve">  quality_gate_status</w:t>
+      </w:r>
+      <w:r>
+        <w:rPr>
+          <w:rStyle w:val="OperatorTok"/>
+        </w:rPr>
+        <w:t xml:space="preserve">:</w:t>
+      </w:r>
+      <w:r>
+        <w:rPr>
+          <w:rStyle w:val="NormalTok"/>
+        </w:rPr>
+        <w:t xml:space="preserve"> </w:t>
+      </w:r>
+      <w:r>
+        <w:rPr>
+          <w:rStyle w:val="StringTok"/>
+        </w:rPr>
+        <w:t xml:space="preserve">"approved"</w:t>
+      </w:r>
+      <w:r>
+        <w:rPr>
+          <w:rStyle w:val="NormalTok"/>
+        </w:rPr>
+        <w:t xml:space="preserve"> </w:t>
+      </w:r>
+      <w:r>
+        <w:rPr>
+          <w:rStyle w:val="OperatorTok"/>
+        </w:rPr>
+        <w:t xml:space="preserve">|</w:t>
+      </w:r>
+      <w:r>
+        <w:rPr>
+          <w:rStyle w:val="NormalTok"/>
+        </w:rPr>
+        <w:t xml:space="preserve"> </w:t>
+      </w:r>
+      <w:r>
+        <w:rPr>
+          <w:rStyle w:val="StringTok"/>
+        </w:rPr>
+        <w:t xml:space="preserve">"pending_valid_question"</w:t>
+      </w:r>
+      <w:r>
+        <w:rPr>
+          <w:rStyle w:val="NormalTok"/>
+        </w:rPr>
+        <w:t xml:space="preserve"> </w:t>
+      </w:r>
+      <w:r>
+        <w:rPr>
+          <w:rStyle w:val="OperatorTok"/>
+        </w:rPr>
+        <w:t xml:space="preserve">|</w:t>
+      </w:r>
+      <w:r>
+        <w:rPr>
+          <w:rStyle w:val="NormalTok"/>
+        </w:rPr>
+        <w:t xml:space="preserve"> </w:t>
+      </w:r>
+      <w:r>
+        <w:rPr>
+          <w:rStyle w:val="StringTok"/>
+        </w:rPr>
+        <w:t xml:space="preserve">"no_valid_question_generated"</w:t>
+      </w:r>
+      <w:r>
+        <w:rPr>
+          <w:rStyle w:val="OperatorTok"/>
+        </w:rPr>
+        <w:t xml:space="preserve">;</w:t>
+      </w:r>
+      <w:r>
+        <w:br/>
+      </w:r>
+      <w:r>
+        <w:rPr>
+          <w:rStyle w:val="NormalTok"/>
+        </w:rPr>
+        <w:t xml:space="preserve">  quality_gate_attempts</w:t>
+      </w:r>
+      <w:r>
+        <w:rPr>
+          <w:rStyle w:val="OperatorTok"/>
+        </w:rPr>
+        <w:t xml:space="preserve">:</w:t>
+      </w:r>
+      <w:r>
+        <w:rPr>
+          <w:rStyle w:val="NormalTok"/>
+        </w:rPr>
+        <w:t xml:space="preserve"> </w:t>
+      </w:r>
+      <w:r>
+        <w:rPr>
+          <w:rStyle w:val="DataTypeTok"/>
+        </w:rPr>
+        <w:t xml:space="preserve">number</w:t>
+      </w:r>
+      <w:r>
+        <w:rPr>
+          <w:rStyle w:val="OperatorTok"/>
+        </w:rPr>
+        <w:t xml:space="preserve">;</w:t>
+      </w:r>
+      <w:r>
+        <w:rPr>
+          <w:rStyle w:val="NormalTok"/>
+        </w:rPr>
+        <w:t xml:space="preserve"> </w:t>
+      </w:r>
+      <w:r>
+        <w:rPr>
+          <w:rStyle w:val="CommentTok"/>
+        </w:rPr>
+        <w:t xml:space="preserve">// 1 ou 2; após 2 tentativas → no_valid_question_generated</w:t>
+      </w:r>
+      <w:r>
+        <w:br/>
+      </w:r>
+      <w:r>
+        <w:rPr>
+          <w:rStyle w:val="NormalTok"/>
+        </w:rPr>
         <w:t xml:space="preserve">}</w:t>
       </w:r>
     </w:p>
@@ -1551,6 +1692,55 @@
       </w:r>
       <w:r>
         <w:t xml:space="preserve">→ pergunta não incluída no questionário.</w:t>
+      </w:r>
+      <w:r>
+        <w:br/>
+      </w:r>
+      <w:r>
+        <w:rPr>
+          <w:bCs/>
+          <w:b/>
+        </w:rPr>
+        <w:t xml:space="preserve">Regra (Orquestrador):</w:t>
+      </w:r>
+      <w:r>
+        <w:t xml:space="preserve"> </w:t>
+      </w:r>
+      <w:r>
+        <w:rPr>
+          <w:rStyle w:val="VerbatimChar"/>
+        </w:rPr>
+        <w:t xml:space="preserve">score &lt; 3.5</w:t>
+      </w:r>
+      <w:r>
+        <w:t xml:space="preserve"> </w:t>
+      </w:r>
+      <w:r>
+        <w:t xml:space="preserve">→ pergunta descartada; requisito permanece</w:t>
+      </w:r>
+      <w:r>
+        <w:t xml:space="preserve"> </w:t>
+      </w:r>
+      <w:r>
+        <w:rPr>
+          <w:rStyle w:val="VerbatimChar"/>
+        </w:rPr>
+        <w:t xml:space="preserve">pending_valid_question</w:t>
+      </w:r>
+      <w:r>
+        <w:t xml:space="preserve">; sistema tenta reformular (até 2 tentativas); após 2 falhas →</w:t>
+      </w:r>
+      <w:r>
+        <w:t xml:space="preserve"> </w:t>
+      </w:r>
+      <w:r>
+        <w:rPr>
+          <w:rStyle w:val="VerbatimChar"/>
+        </w:rPr>
+        <w:t xml:space="preserve">no_valid_question_generated</w:t>
+      </w:r>
+      <w:r>
+        <w:t xml:space="preserve">.</w:t>
       </w:r>
     </w:p>
     <w:bookmarkEnd w:id="24"/>
@@ -2078,6 +2268,147 @@
         <w:rPr>
           <w:rStyle w:val="NormalTok"/>
         </w:rPr>
+        <w:t xml:space="preserve">  </w:t>
+      </w:r>
+      <w:r>
+        <w:rPr>
+          <w:rStyle w:val="CommentTok"/>
+        </w:rPr>
+        <w:t xml:space="preserve">// Ajuste obrigatório do Orquestrador (gate B1 — 2026-03-24)</w:t>
+      </w:r>
+      <w:r>
+        <w:br/>
+      </w:r>
+      <w:r>
+        <w:rPr>
+          <w:rStyle w:val="NormalTok"/>
+        </w:rPr>
+        <w:t xml:space="preserve">  evaluation_confidence</w:t>
+      </w:r>
+      <w:r>
+        <w:rPr>
+          <w:rStyle w:val="OperatorTok"/>
+        </w:rPr>
+        <w:t xml:space="preserve">:</w:t>
+      </w:r>
+      <w:r>
+        <w:rPr>
+          <w:rStyle w:val="NormalTok"/>
+        </w:rPr>
+        <w:t xml:space="preserve"> </w:t>
+      </w:r>
+      <w:r>
+        <w:rPr>
+          <w:rStyle w:val="StringTok"/>
+        </w:rPr>
+        <w:t xml:space="preserve">"high"</w:t>
+      </w:r>
+      <w:r>
+        <w:rPr>
+          <w:rStyle w:val="NormalTok"/>
+        </w:rPr>
+        <w:t xml:space="preserve"> </w:t>
+      </w:r>
+      <w:r>
+        <w:rPr>
+          <w:rStyle w:val="OperatorTok"/>
+        </w:rPr>
+        <w:t xml:space="preserve">|</w:t>
+      </w:r>
+      <w:r>
+        <w:rPr>
+          <w:rStyle w:val="NormalTok"/>
+        </w:rPr>
+        <w:t xml:space="preserve"> </w:t>
+      </w:r>
+      <w:r>
+        <w:rPr>
+          <w:rStyle w:val="StringTok"/>
+        </w:rPr>
+        <w:t xml:space="preserve">"medium"</w:t>
+      </w:r>
+      <w:r>
+        <w:rPr>
+          <w:rStyle w:val="NormalTok"/>
+        </w:rPr>
+        <w:t xml:space="preserve"> </w:t>
+      </w:r>
+      <w:r>
+        <w:rPr>
+          <w:rStyle w:val="OperatorTok"/>
+        </w:rPr>
+        <w:t xml:space="preserve">|</w:t>
+      </w:r>
+      <w:r>
+        <w:rPr>
+          <w:rStyle w:val="NormalTok"/>
+        </w:rPr>
+        <w:t xml:space="preserve"> </w:t>
+      </w:r>
+      <w:r>
+        <w:rPr>
+          <w:rStyle w:val="StringTok"/>
+        </w:rPr>
+        <w:t xml:space="preserve">"low"</w:t>
+      </w:r>
+      <w:r>
+        <w:rPr>
+          <w:rStyle w:val="OperatorTok"/>
+        </w:rPr>
+        <w:t xml:space="preserve">;</w:t>
+      </w:r>
+      <w:r>
+        <w:br/>
+      </w:r>
+      <w:r>
+        <w:rPr>
+          <w:rStyle w:val="NormalTok"/>
+        </w:rPr>
+        <w:t xml:space="preserve">  evaluation_confidence_reason</w:t>
+      </w:r>
+      <w:r>
+        <w:rPr>
+          <w:rStyle w:val="OperatorTok"/>
+        </w:rPr>
+        <w:t xml:space="preserve">?:</w:t>
+      </w:r>
+      <w:r>
+        <w:rPr>
+          <w:rStyle w:val="NormalTok"/>
+        </w:rPr>
+        <w:t xml:space="preserve"> </w:t>
+      </w:r>
+      <w:r>
+        <w:rPr>
+          <w:rStyle w:val="DataTypeTok"/>
+        </w:rPr>
+        <w:t xml:space="preserve">string</w:t>
+      </w:r>
+      <w:r>
+        <w:rPr>
+          <w:rStyle w:val="OperatorTok"/>
+        </w:rPr>
+        <w:t xml:space="preserve">;</w:t>
+      </w:r>
+      <w:r>
+        <w:rPr>
+          <w:rStyle w:val="NormalTok"/>
+        </w:rPr>
+        <w:t xml:space="preserve"> </w:t>
+      </w:r>
+      <w:r>
+        <w:rPr>
+          <w:rStyle w:val="CommentTok"/>
+        </w:rPr>
+        <w:t xml:space="preserve">// obrigatório quando "low"</w:t>
+      </w:r>
+      <w:r>
+        <w:br/>
+      </w:r>
+      <w:r>
+        <w:rPr>
+          <w:rStyle w:val="NormalTok"/>
+        </w:rPr>
         <w:t xml:space="preserve">}</w:t>
       </w:r>
     </w:p>
@@ -2131,6 +2462,130 @@
       </w:r>
       <w:r>
         <w:t xml:space="preserve">→ tratado como risco oculto de alta severidade.</w:t>
+      </w:r>
+      <w:r>
+        <w:br/>
+      </w:r>
+      <w:r>
+        <w:rPr>
+          <w:bCs/>
+          <w:b/>
+        </w:rPr>
+        <w:t xml:space="preserve">Regra (Orquestrador):</w:t>
+      </w:r>
+      <w:r>
+        <w:t xml:space="preserve"> </w:t>
+      </w:r>
+      <w:r>
+        <w:rPr>
+          <w:rStyle w:val="VerbatimChar"/>
+        </w:rPr>
+        <w:t xml:space="preserve">evaluation_confidence</w:t>
+      </w:r>
+      <w:r>
+        <w:t xml:space="preserve"> </w:t>
+      </w:r>
+      <w:r>
+        <w:t xml:space="preserve">derivado por regras determinísticas:</w:t>
+      </w:r>
+      <w:r>
+        <w:t xml:space="preserve"> </w:t>
+      </w:r>
+      <w:r>
+        <w:rPr>
+          <w:rStyle w:val="VerbatimChar"/>
+        </w:rPr>
+        <w:t xml:space="preserve">deterministic + evidence</w:t>
+      </w:r>
+      <w:r>
+        <w:t xml:space="preserve"> </w:t>
+      </w:r>
+      <w:r>
+        <w:t xml:space="preserve">→</w:t>
+      </w:r>
+      <w:r>
+        <w:t xml:space="preserve"> </w:t>
+      </w:r>
+      <w:r>
+        <w:rPr>
+          <w:rStyle w:val="VerbatimChar"/>
+        </w:rPr>
+        <w:t xml:space="preserve">high</w:t>
+      </w:r>
+      <w:r>
+        <w:t xml:space="preserve">;</w:t>
+      </w:r>
+      <w:r>
+        <w:t xml:space="preserve"> </w:t>
+      </w:r>
+      <w:r>
+        <w:rPr>
+          <w:rStyle w:val="VerbatimChar"/>
+        </w:rPr>
+        <w:t xml:space="preserve">llm_assisted + evidence</w:t>
+      </w:r>
+      <w:r>
+        <w:t xml:space="preserve"> </w:t>
+      </w:r>
+      <w:r>
+        <w:t xml:space="preserve">→</w:t>
+      </w:r>
+      <w:r>
+        <w:t xml:space="preserve"> </w:t>
+      </w:r>
+      <w:r>
+        <w:rPr>
+          <w:rStyle w:val="VerbatimChar"/>
+        </w:rPr>
+        <w:t xml:space="preserve">medium</w:t>
+      </w:r>
+      <w:r>
+        <w:t xml:space="preserve">;</w:t>
+      </w:r>
+      <w:r>
+        <w:t xml:space="preserve"> </w:t>
+      </w:r>
+      <w:r>
+        <w:rPr>
+          <w:rStyle w:val="VerbatimChar"/>
+        </w:rPr>
+        <w:t xml:space="preserve">evidencia_insuficiente</w:t>
+      </w:r>
+      <w:r>
+        <w:t xml:space="preserve"> </w:t>
+      </w:r>
+      <w:r>
+        <w:t xml:space="preserve">ou</w:t>
+      </w:r>
+      <w:r>
+        <w:t xml:space="preserve"> </w:t>
+      </w:r>
+      <w:r>
+        <w:rPr>
+          <w:rStyle w:val="VerbatimChar"/>
+        </w:rPr>
+        <w:t xml:space="preserve">evidence</w:t>
+      </w:r>
+      <w:r>
+        <w:t xml:space="preserve"> </w:t>
+      </w:r>
+      <w:r>
+        <w:t xml:space="preserve">vazio →</w:t>
+      </w:r>
+      <w:r>
+        <w:t xml:space="preserve"> </w:t>
+      </w:r>
+      <w:r>
+        <w:rPr>
+          <w:rStyle w:val="VerbatimChar"/>
+        </w:rPr>
+        <w:t xml:space="preserve">low</w:t>
+      </w:r>
+      <w:r>
+        <w:t xml:space="preserve"> </w:t>
+      </w:r>
+      <w:r>
+        <w:t xml:space="preserve">(sempre).</w:t>
       </w:r>
     </w:p>
     <w:bookmarkEnd w:id="25"/>
@@ -11102,7 +11557,69 @@
               <w:jc w:val="left"/>
             </w:pPr>
             <w:r>
-              <w:t xml:space="preserve">Descartar ou reformular</w:t>
+              <w:t xml:space="preserve">Descartar; requisito →</w:t>
+            </w:r>
+            <w:r>
+              <w:t xml:space="preserve"> </w:t>
+            </w:r>
+            <w:r>
+              <w:rPr>
+                <w:rStyle w:val="VerbatimChar"/>
+              </w:rPr>
+              <w:t xml:space="preserve">pending_valid_question</w:t>
+            </w:r>
+            <w:r>
+              <w:t xml:space="preserve">; reformular até 2x</w:t>
+            </w:r>
+          </w:p>
+        </w:tc>
+        <w:tc>
+          <w:tcPr/>
+          <w:p>
+            <w:pPr>
+              <w:pStyle w:val="Compact"/>
+              <w:jc w:val="left"/>
+            </w:pPr>
+            <w:r>
+              <w:t xml:space="preserve">✅ Sim</w:t>
+            </w:r>
+          </w:p>
+        </w:tc>
+      </w:tr>
+      <w:tr>
+        <w:tc>
+          <w:tcPr/>
+          <w:p>
+            <w:pPr>
+              <w:pStyle w:val="Compact"/>
+              <w:jc w:val="left"/>
+            </w:pPr>
+            <w:r>
+              <w:t xml:space="preserve">Pergunta após 2 tentativas sem score ≥ 3.5</w:t>
+            </w:r>
+          </w:p>
+        </w:tc>
+        <w:tc>
+          <w:tcPr/>
+          <w:p>
+            <w:pPr>
+              <w:pStyle w:val="Compact"/>
+              <w:jc w:val="left"/>
+            </w:pPr>
+            <w:r>
+              <w:t xml:space="preserve">Requisito →</w:t>
+            </w:r>
+            <w:r>
+              <w:t xml:space="preserve"> </w:t>
+            </w:r>
+            <w:r>
+              <w:rPr>
+                <w:rStyle w:val="VerbatimChar"/>
+              </w:rPr>
+              <w:t xml:space="preserve">no_valid_question_generated</w:t>
+            </w:r>
+            <w:r>
+              <w:t xml:space="preserve">; bloquear gate</w:t>
             </w:r>
           </w:p>
         </w:tc>
@@ -11197,6 +11714,53 @@
             </w:r>
             <w:r>
               <w:t xml:space="preserve">obrigatório</w:t>
+            </w:r>
+          </w:p>
+        </w:tc>
+        <w:tc>
+          <w:tcPr/>
+          <w:p>
+            <w:pPr>
+              <w:pStyle w:val="Compact"/>
+              <w:jc w:val="left"/>
+            </w:pPr>
+            <w:r>
+              <w:t xml:space="preserve">✅ Sim</w:t>
+            </w:r>
+          </w:p>
+        </w:tc>
+      </w:tr>
+      <w:tr>
+        <w:tc>
+          <w:tcPr/>
+          <w:p>
+            <w:pPr>
+              <w:pStyle w:val="Compact"/>
+              <w:jc w:val="left"/>
+            </w:pPr>
+            <w:r>
+              <w:t xml:space="preserve">Gap sem evaluation_confidence</w:t>
+            </w:r>
+          </w:p>
+        </w:tc>
+        <w:tc>
+          <w:tcPr/>
+          <w:p>
+            <w:pPr>
+              <w:pStyle w:val="Compact"/>
+              <w:jc w:val="left"/>
+            </w:pPr>
+            <w:r>
+              <w:rPr>
+                <w:rStyle w:val="VerbatimChar"/>
+              </w:rPr>
+              <w:t xml:space="preserve">gap.evaluation_confidence</w:t>
+            </w:r>
+            <w:r>
+              <w:t xml:space="preserve"> </w:t>
+            </w:r>
+            <w:r>
+              <w:t xml:space="preserve">obrigatório (ajuste Orquestrador)</w:t>
             </w:r>
           </w:p>
         </w:tc>
@@ -11410,7 +11974,7 @@
               <w:jc w:val="left"/>
             </w:pPr>
             <w:r>
-              <w:t xml:space="preserve">Coverage &lt; 100%</w:t>
+              <w:t xml:space="preserve">Coverage &lt; 100% (fórmula corrigida: 4 critérios)</w:t>
             </w:r>
           </w:p>
         </w:tc>
@@ -11423,6 +11987,47 @@
             </w:pPr>
             <w:r>
               <w:t xml:space="preserve">Bloquear geração do briefing</w:t>
+            </w:r>
+          </w:p>
+        </w:tc>
+        <w:tc>
+          <w:tcPr/>
+          <w:p>
+            <w:pPr>
+              <w:pStyle w:val="Compact"/>
+              <w:jc w:val="left"/>
+            </w:pPr>
+            <w:r>
+              <w:t xml:space="preserve">✅ Sim</w:t>
+            </w:r>
+          </w:p>
+        </w:tc>
+      </w:tr>
+      <w:tr>
+        <w:tc>
+          <w:tcPr/>
+          <w:p>
+            <w:pPr>
+              <w:pStyle w:val="Compact"/>
+              <w:jc w:val="left"/>
+            </w:pPr>
+            <w:r>
+              <w:rPr>
+                <w:rStyle w:val="VerbatimChar"/>
+              </w:rPr>
+              <w:t xml:space="preserve">pending_valid_question_ids.length &gt; 0</w:t>
+            </w:r>
+          </w:p>
+        </w:tc>
+        <w:tc>
+          <w:tcPr/>
+          <w:p>
+            <w:pPr>
+              <w:pStyle w:val="Compact"/>
+              <w:jc w:val="left"/>
+            </w:pPr>
+            <w:r>
+              <w:t xml:space="preserve">Bloquear gate (sem pergunta válida = sem cobertura)</w:t>
             </w:r>
           </w:p>
         </w:tc>
